--- a/Agentic_RCA_Solution_Databricks.docx
+++ b/Agentic_RCA_Solution_Databricks.docx
@@ -200,6 +200,9 @@
     <w:p/>
     <w:p>
       <w:r>
+        <w:rPr>
+          <w:noProof/>
+        </w:rPr>
         <w:lastRenderedPageBreak/>
         <w:drawing>
           <wp:inline distT="0" distB="0" distL="0" distR="0" wp14:anchorId="7BB3549F" wp14:editId="00B26763">
@@ -267,6 +270,14 @@
       <w:tblPr>
         <w:tblW w:w="0" w:type="auto"/>
         <w:jc w:val="center"/>
+        <w:tblBorders>
+          <w:top w:val="single" w:sz="4" w:space="0" w:color="auto"/>
+          <w:left w:val="single" w:sz="4" w:space="0" w:color="auto"/>
+          <w:bottom w:val="single" w:sz="4" w:space="0" w:color="auto"/>
+          <w:right w:val="single" w:sz="4" w:space="0" w:color="auto"/>
+          <w:insideH w:val="single" w:sz="4" w:space="0" w:color="auto"/>
+          <w:insideV w:val="single" w:sz="4" w:space="0" w:color="auto"/>
+        </w:tblBorders>
         <w:tblLook w:val="04A0" w:firstRow="1" w:lastRow="0" w:firstColumn="1" w:lastColumn="0" w:noHBand="0" w:noVBand="1"/>
       </w:tblPr>
       <w:tblGrid>
@@ -460,13 +471,13 @@
       </w:tr>
     </w:tbl>
     <w:p>
-      <w:r>
+      <w:pPr>
         <w:rPr>
           <w:color w:val="B4B4B4"/>
         </w:rPr>
-        <w:t>―――――――――――――――――――――――――</w:t>
-      </w:r>
+      </w:pPr>
     </w:p>
+    <w:p/>
     <w:p>
       <w:pPr>
         <w:pStyle w:val="Heading2"/>
@@ -475,6 +486,7 @@
         <w:rPr>
           <w:rFonts w:ascii="Calibri" w:hAnsi="Calibri"/>
         </w:rPr>
+        <w:lastRenderedPageBreak/>
         <w:t>🔍 How It Works</w:t>
       </w:r>
     </w:p>
@@ -519,7 +531,6 @@
         <w:rPr>
           <w:b/>
         </w:rPr>
-        <w:lastRenderedPageBreak/>
         <w:t>Smart alerts only for genuine anomalies</w:t>
       </w:r>
     </w:p>
@@ -833,6 +844,7 @@
         <w:rPr>
           <w:color w:val="B4B4B4"/>
         </w:rPr>
+        <w:lastRenderedPageBreak/>
         <w:t>―――――――――――――――――――――――――</w:t>
       </w:r>
     </w:p>
@@ -844,7 +856,6 @@
         <w:rPr>
           <w:rFonts w:ascii="Calibri" w:hAnsi="Calibri"/>
         </w:rPr>
-        <w:lastRenderedPageBreak/>
         <w:t>🎯 Implementation Roadmap</w:t>
       </w:r>
     </w:p>
@@ -1788,6 +1799,7 @@
   <w:style w:type="character" w:default="1" w:styleId="DefaultParagraphFont">
     <w:name w:val="Default Paragraph Font"/>
     <w:uiPriority w:val="1"/>
+    <w:semiHidden/>
     <w:unhideWhenUsed/>
   </w:style>
   <w:style w:type="table" w:default="1" w:styleId="TableNormal">
